--- a/whitepaper/Unlocking-the-Value-of-Education.docx
+++ b/whitepaper/Unlocking-the-Value-of-Education.docx
@@ -23,12 +23,6 @@
         <w:gridCol w:w="12240"/>
       </w:tblGrid>
       <w:tr>
-        <w:tblPrEx>
-          <w:tblCellMar>
-            <w:top w:w="0" w:type="dxa"/>
-            <w:bottom w:w="0" w:type="dxa"/>
-          </w:tblCellMar>
-        </w:tblPrEx>
         <w:trPr>
           <w:trHeight w:hRule="exact" w:val="15840"/>
         </w:trPr>
@@ -196,6 +190,12 @@
           </w:tcPr>
           <w:sdt>
             <w:sdtPr>
+              <w:rPr>
+                <w:rFonts w:ascii="DM Sans" w:eastAsia="DM Sans" w:hAnsi="DM Sans" w:cs="DM Sans"/>
+                <w:color w:val="auto"/>
+                <w:sz w:val="22"/>
+                <w:szCs w:val="22"/>
+              </w:rPr>
               <w:id w:val="-355190339"/>
               <w:docPartObj>
                 <w:docPartGallery w:val="Table of Contents"/>
@@ -204,13 +204,9 @@
             </w:sdtPr>
             <w:sdtEndPr>
               <w:rPr>
-                <w:rFonts w:ascii="DM Sans" w:eastAsia="DM Sans" w:hAnsi="DM Sans" w:cs="DM Sans"/>
                 <w:b/>
                 <w:bCs/>
                 <w:noProof/>
-                <w:color w:val="auto"/>
-                <w:sz w:val="22"/>
-                <w:szCs w:val="22"/>
               </w:rPr>
             </w:sdtEndPr>
             <w:sdtContent>
@@ -957,21 +953,7 @@
         <w:rPr>
           <w:color w:val="2E2E2E"/>
         </w:rPr>
-        <w:t xml:space="preserve">College </w:t>
-      </w:r>
-      <w:proofErr w:type="gramStart"/>
-      <w:r>
-        <w:rPr>
-          <w:color w:val="2E2E2E"/>
-        </w:rPr>
-        <w:t>works</w:t>
-      </w:r>
-      <w:proofErr w:type="gramEnd"/>
-      <w:r>
-        <w:rPr>
-          <w:color w:val="2E2E2E"/>
-        </w:rPr>
-        <w:t>. Bachelor’s degree holders earn 66% more per week than high school graduates.</w:t>
+        <w:t>College works. Bachelor’s degree holders earn 66% more per week than high school graduates.</w:t>
       </w:r>
     </w:p>
     <w:p>
@@ -1007,21 +989,7 @@
         <w:rPr>
           <w:color w:val="2E2E2E"/>
         </w:rPr>
-        <w:t xml:space="preserve">Here are the numbers your students </w:t>
-      </w:r>
-      <w:proofErr w:type="gramStart"/>
-      <w:r>
-        <w:rPr>
-          <w:color w:val="2E2E2E"/>
-        </w:rPr>
-        <w:t>are facing</w:t>
-      </w:r>
-      <w:proofErr w:type="gramEnd"/>
-      <w:r>
-        <w:rPr>
-          <w:color w:val="2E2E2E"/>
-        </w:rPr>
-        <w:t>:</w:t>
+        <w:t>Here are the numbers your students are facing:</w:t>
       </w:r>
     </w:p>
     <w:p>
@@ -1052,12 +1020,6 @@
         <w:gridCol w:w="3120"/>
       </w:tblGrid>
       <w:tr>
-        <w:tblPrEx>
-          <w:tblCellMar>
-            <w:top w:w="0" w:type="dxa"/>
-            <w:bottom w:w="0" w:type="dxa"/>
-          </w:tblCellMar>
-        </w:tblPrEx>
         <w:tc>
           <w:tcPr>
             <w:tcW w:w="3120" w:type="dxa"/>
@@ -1220,12 +1182,6 @@
         <w:gridCol w:w="3120"/>
       </w:tblGrid>
       <w:tr>
-        <w:tblPrEx>
-          <w:tblCellMar>
-            <w:top w:w="0" w:type="dxa"/>
-            <w:bottom w:w="0" w:type="dxa"/>
-          </w:tblCellMar>
-        </w:tblPrEx>
         <w:tc>
           <w:tcPr>
             <w:tcW w:w="3120" w:type="dxa"/>
@@ -1544,7 +1500,7 @@
         <w:rPr>
           <w:color w:val="2E2E2E"/>
         </w:rPr>
-        <w:t>The program is free for students. We ship each participant a book, provide all materials, and pair them with a mentor who has professional experience in the fields they’re targeting.</w:t>
+        <w:t>The program is free for students. We provide all materials and pair them with a mentor who has professional experience in the fields they’re targeting.</w:t>
       </w:r>
     </w:p>
     <w:p>
@@ -1575,12 +1531,6 @@
         <w:gridCol w:w="3120"/>
       </w:tblGrid>
       <w:tr>
-        <w:tblPrEx>
-          <w:tblCellMar>
-            <w:top w:w="0" w:type="dxa"/>
-            <w:bottom w:w="0" w:type="dxa"/>
-          </w:tblCellMar>
-        </w:tblPrEx>
         <w:tc>
           <w:tcPr>
             <w:tcW w:w="3120" w:type="dxa"/>
@@ -1757,12 +1707,6 @@
         <w:gridCol w:w="8160"/>
       </w:tblGrid>
       <w:tr>
-        <w:tblPrEx>
-          <w:tblCellMar>
-            <w:top w:w="0" w:type="dxa"/>
-            <w:bottom w:w="0" w:type="dxa"/>
-          </w:tblCellMar>
-        </w:tblPrEx>
         <w:tc>
           <w:tcPr>
             <w:tcW w:w="1200" w:type="dxa"/>
@@ -1854,12 +1798,6 @@
         <w:gridCol w:w="8160"/>
       </w:tblGrid>
       <w:tr>
-        <w:tblPrEx>
-          <w:tblCellMar>
-            <w:top w:w="0" w:type="dxa"/>
-            <w:bottom w:w="0" w:type="dxa"/>
-          </w:tblCellMar>
-        </w:tblPrEx>
         <w:tc>
           <w:tcPr>
             <w:tcW w:w="1200" w:type="dxa"/>
@@ -1951,12 +1889,6 @@
         <w:gridCol w:w="8160"/>
       </w:tblGrid>
       <w:tr>
-        <w:tblPrEx>
-          <w:tblCellMar>
-            <w:top w:w="0" w:type="dxa"/>
-            <w:bottom w:w="0" w:type="dxa"/>
-          </w:tblCellMar>
-        </w:tblPrEx>
         <w:tc>
           <w:tcPr>
             <w:tcW w:w="1200" w:type="dxa"/>
@@ -2048,12 +1980,6 @@
         <w:gridCol w:w="8160"/>
       </w:tblGrid>
       <w:tr>
-        <w:tblPrEx>
-          <w:tblCellMar>
-            <w:top w:w="0" w:type="dxa"/>
-            <w:bottom w:w="0" w:type="dxa"/>
-          </w:tblCellMar>
-        </w:tblPrEx>
         <w:tc>
           <w:tcPr>
             <w:tcW w:w="1200" w:type="dxa"/>
@@ -2146,12 +2072,6 @@
         <w:gridCol w:w="8160"/>
       </w:tblGrid>
       <w:tr>
-        <w:tblPrEx>
-          <w:tblCellMar>
-            <w:top w:w="0" w:type="dxa"/>
-            <w:bottom w:w="0" w:type="dxa"/>
-          </w:tblCellMar>
-        </w:tblPrEx>
         <w:tc>
           <w:tcPr>
             <w:tcW w:w="1200" w:type="dxa"/>
@@ -2243,12 +2163,6 @@
         <w:gridCol w:w="8160"/>
       </w:tblGrid>
       <w:tr>
-        <w:tblPrEx>
-          <w:tblCellMar>
-            <w:top w:w="0" w:type="dxa"/>
-            <w:bottom w:w="0" w:type="dxa"/>
-          </w:tblCellMar>
-        </w:tblPrEx>
         <w:tc>
           <w:tcPr>
             <w:tcW w:w="1200" w:type="dxa"/>
@@ -2414,109 +2328,39 @@
         <w:rPr>
           <w:color w:val="2E2E2E"/>
         </w:rPr>
-        <w:t xml:space="preserve">Most career services offices are stretched thin. They’re serving thousands of students with limited staff. Career Circles </w:t>
-      </w:r>
-      <w:proofErr w:type="gramStart"/>
+        <w:t>Most career services offices are stretched thin. They’re serving thousands of students with limited staff. Career Circles doesn’t replace career services. It supplements them with something career services rarely has the bandwidth to offer: sustained, small-group mentorship over multiple weeks.</w:t>
+      </w:r>
+    </w:p>
+    <w:p>
+      <w:pPr>
+        <w:pStyle w:val="Heading2"/>
+      </w:pPr>
+      <w:bookmarkStart w:id="4" w:name="_Toc223868063"/>
+      <w:r>
+        <w:t>What’s Different About This Approach</w:t>
+      </w:r>
+      <w:bookmarkEnd w:id="4"/>
+    </w:p>
+    <w:p>
+      <w:pPr>
+        <w:spacing w:after="180" w:line="340" w:lineRule="auto"/>
+      </w:pPr>
       <w:r>
         <w:rPr>
           <w:color w:val="2E2E2E"/>
         </w:rPr>
-        <w:t>doesn’t</w:t>
-      </w:r>
-      <w:proofErr w:type="gramEnd"/>
+        <w:t>Most career programming is one-off: a resume workshop, a networking event, a career fair. Students attend, collect a handout, and move on. Nothing sticks because nothing is sustained.</w:t>
+      </w:r>
+    </w:p>
+    <w:p>
+      <w:pPr>
+        <w:spacing w:after="180" w:line="340" w:lineRule="auto"/>
+      </w:pPr>
       <w:r>
         <w:rPr>
           <w:color w:val="2E2E2E"/>
         </w:rPr>
-        <w:t xml:space="preserve"> replace career services. It supplements them with something career services rarely </w:t>
-      </w:r>
-      <w:proofErr w:type="gramStart"/>
-      <w:r>
-        <w:rPr>
-          <w:color w:val="2E2E2E"/>
-        </w:rPr>
-        <w:t>has</w:t>
-      </w:r>
-      <w:proofErr w:type="gramEnd"/>
-      <w:r>
-        <w:rPr>
-          <w:color w:val="2E2E2E"/>
-        </w:rPr>
-        <w:t xml:space="preserve"> the bandwidth to </w:t>
-      </w:r>
-      <w:proofErr w:type="gramStart"/>
-      <w:r>
-        <w:rPr>
-          <w:color w:val="2E2E2E"/>
-        </w:rPr>
-        <w:t>offer:</w:t>
-      </w:r>
-      <w:proofErr w:type="gramEnd"/>
-      <w:r>
-        <w:rPr>
-          <w:color w:val="2E2E2E"/>
-        </w:rPr>
-        <w:t xml:space="preserve"> sustained, small-group mentorship over multiple weeks.</w:t>
-      </w:r>
-    </w:p>
-    <w:p>
-      <w:pPr>
-        <w:pStyle w:val="Heading2"/>
-      </w:pPr>
-      <w:bookmarkStart w:id="4" w:name="_Toc223868063"/>
-      <w:r>
-        <w:t>What’s Different About This Approach</w:t>
-      </w:r>
-      <w:bookmarkEnd w:id="4"/>
-    </w:p>
-    <w:p>
-      <w:pPr>
-        <w:spacing w:after="180" w:line="340" w:lineRule="auto"/>
-      </w:pPr>
-      <w:r>
-        <w:rPr>
-          <w:color w:val="2E2E2E"/>
-        </w:rPr>
-        <w:t>Most career programming is one-off: a resume workshop, a networking event, a career fair. Students attend, collect a handout, and move on. Nothing sticks because nothing is sustained.</w:t>
-      </w:r>
-    </w:p>
-    <w:p>
-      <w:pPr>
-        <w:spacing w:after="180" w:line="340" w:lineRule="auto"/>
-      </w:pPr>
-      <w:r>
-        <w:rPr>
-          <w:color w:val="2E2E2E"/>
-        </w:rPr>
-        <w:t xml:space="preserve">Career Circles </w:t>
-      </w:r>
-      <w:proofErr w:type="gramStart"/>
-      <w:r>
-        <w:rPr>
-          <w:color w:val="2E2E2E"/>
-        </w:rPr>
-        <w:t>works</w:t>
-      </w:r>
-      <w:proofErr w:type="gramEnd"/>
-      <w:r>
-        <w:rPr>
-          <w:color w:val="2E2E2E"/>
-        </w:rPr>
-        <w:t xml:space="preserve"> differently. Six students meet the same </w:t>
-      </w:r>
-      <w:proofErr w:type="gramStart"/>
-      <w:r>
-        <w:rPr>
-          <w:color w:val="2E2E2E"/>
-        </w:rPr>
-        <w:t>mentor,</w:t>
-      </w:r>
-      <w:proofErr w:type="gramEnd"/>
-      <w:r>
-        <w:rPr>
-          <w:color w:val="2E2E2E"/>
-        </w:rPr>
-        <w:t xml:space="preserve"> every week, for six weeks. They build trust. They give each other feedback. They hold each other accountable. The mentor doesn’t lecture. The mentor facilitates.</w:t>
+        <w:t>Career Circles works differently. Six students meet the same mentor, every week, for six weeks. They build trust. They give each other feedback. They hold each other accountable. The mentor doesn’t lecture. The mentor facilitates.</w:t>
       </w:r>
     </w:p>
     <w:p>
@@ -2584,15 +2428,7 @@
       </w:pPr>
       <w:bookmarkStart w:id="5" w:name="_Toc223868064"/>
       <w:r>
-        <w:t xml:space="preserve">What Working </w:t>
-      </w:r>
-      <w:proofErr w:type="gramStart"/>
-      <w:r>
-        <w:t>With</w:t>
-      </w:r>
-      <w:proofErr w:type="gramEnd"/>
-      <w:r>
-        <w:t xml:space="preserve"> Us Looks Like</w:t>
+        <w:t>What Working With Us Looks Like</w:t>
       </w:r>
       <w:bookmarkEnd w:id="5"/>
     </w:p>
@@ -2642,12 +2478,6 @@
         <w:gridCol w:w="4680"/>
       </w:tblGrid>
       <w:tr>
-        <w:tblPrEx>
-          <w:tblCellMar>
-            <w:top w:w="0" w:type="dxa"/>
-            <w:bottom w:w="0" w:type="dxa"/>
-          </w:tblCellMar>
-        </w:tblPrEx>
         <w:tc>
           <w:tcPr>
             <w:tcW w:w="4680" w:type="dxa"/>
@@ -2710,12 +2540,6 @@
         </w:tc>
       </w:tr>
       <w:tr>
-        <w:tblPrEx>
-          <w:tblCellMar>
-            <w:top w:w="0" w:type="dxa"/>
-            <w:bottom w:w="0" w:type="dxa"/>
-          </w:tblCellMar>
-        </w:tblPrEx>
         <w:tc>
           <w:tcPr>
             <w:tcW w:w="4680" w:type="dxa"/>
@@ -2772,12 +2596,6 @@
         </w:tc>
       </w:tr>
       <w:tr>
-        <w:tblPrEx>
-          <w:tblCellMar>
-            <w:top w:w="0" w:type="dxa"/>
-            <w:bottom w:w="0" w:type="dxa"/>
-          </w:tblCellMar>
-        </w:tblPrEx>
         <w:tc>
           <w:tcPr>
             <w:tcW w:w="4680" w:type="dxa"/>
@@ -2834,12 +2652,6 @@
         </w:tc>
       </w:tr>
       <w:tr>
-        <w:tblPrEx>
-          <w:tblCellMar>
-            <w:top w:w="0" w:type="dxa"/>
-            <w:bottom w:w="0" w:type="dxa"/>
-          </w:tblCellMar>
-        </w:tblPrEx>
         <w:tc>
           <w:tcPr>
             <w:tcW w:w="4680" w:type="dxa"/>
@@ -2896,12 +2708,6 @@
         </w:tc>
       </w:tr>
       <w:tr>
-        <w:tblPrEx>
-          <w:tblCellMar>
-            <w:top w:w="0" w:type="dxa"/>
-            <w:bottom w:w="0" w:type="dxa"/>
-          </w:tblCellMar>
-        </w:tblPrEx>
         <w:tc>
           <w:tcPr>
             <w:tcW w:w="4680" w:type="dxa"/>
@@ -2949,12 +2755,6 @@
         </w:tc>
       </w:tr>
       <w:tr>
-        <w:tblPrEx>
-          <w:tblCellMar>
-            <w:top w:w="0" w:type="dxa"/>
-            <w:bottom w:w="0" w:type="dxa"/>
-          </w:tblCellMar>
-        </w:tblPrEx>
         <w:tc>
           <w:tcPr>
             <w:tcW w:w="4680" w:type="dxa"/>
@@ -3045,12 +2845,6 @@
         <w:gridCol w:w="3120"/>
       </w:tblGrid>
       <w:tr>
-        <w:tblPrEx>
-          <w:tblCellMar>
-            <w:top w:w="0" w:type="dxa"/>
-            <w:bottom w:w="0" w:type="dxa"/>
-          </w:tblCellMar>
-        </w:tblPrEx>
         <w:tc>
           <w:tcPr>
             <w:tcW w:w="3120" w:type="dxa"/>
@@ -3320,21 +3114,7 @@
         <w:rPr>
           <w:color w:val="2E2E2E"/>
         </w:rPr>
-        <w:t xml:space="preserve">Career Circles </w:t>
-      </w:r>
-      <w:proofErr w:type="gramStart"/>
-      <w:r>
-        <w:rPr>
-          <w:color w:val="2E2E2E"/>
-        </w:rPr>
-        <w:t>doesn’t</w:t>
-      </w:r>
-      <w:proofErr w:type="gramEnd"/>
-      <w:r>
-        <w:rPr>
-          <w:color w:val="2E2E2E"/>
-        </w:rPr>
-        <w:t xml:space="preserve"> work because of a proprietary methodology. It works because six students and one mentor show up consistently, do the work, and hold each other to it.</w:t>
+        <w:t>Career Circles doesn’t work because of a proprietary methodology. It works because six students and one mentor show up consistently, do the work, and hold each other to it.</w:t>
       </w:r>
     </w:p>
     <w:p>
@@ -3451,12 +3231,6 @@
         <w:gridCol w:w="9360"/>
       </w:tblGrid>
       <w:tr>
-        <w:tblPrEx>
-          <w:tblCellMar>
-            <w:top w:w="0" w:type="dxa"/>
-            <w:bottom w:w="0" w:type="dxa"/>
-          </w:tblCellMar>
-        </w:tblPrEx>
         <w:tc>
           <w:tcPr>
             <w:tcW w:w="9360" w:type="dxa"/>
